--- a/English-谢梦媛/謝孟媛.初級文法.第三册(共三册)---被动语法.docx
+++ b/English-谢梦媛/謝孟媛.初級文法.第三册(共三册)---被动语法.docx
@@ -137,15 +137,15 @@
       <w:pPr>
         <w:rPr>
           <w:rFonts w:hint="eastAsia"/>
-          <w:b/>
-          <w:bCs/>
-        </w:rPr>
-      </w:pPr>
-      <w:r>
-        <w:rPr>
-          <w:rFonts w:hint="eastAsia"/>
-          <w:b/>
-          <w:bCs/>
+          <w:b w:val="0"/>
+          <w:bCs w:val="0"/>
+        </w:rPr>
+      </w:pPr>
+      <w:r>
+        <w:rPr>
+          <w:rFonts w:hint="eastAsia"/>
+          <w:b w:val="0"/>
+          <w:bCs w:val="0"/>
         </w:rPr>
         <w:t>beV + p.p.</w:t>
       </w:r>
@@ -187,15 +187,15 @@
       <w:pPr>
         <w:rPr>
           <w:rFonts w:hint="eastAsia"/>
-          <w:b/>
-          <w:bCs/>
-        </w:rPr>
-      </w:pPr>
-      <w:r>
-        <w:rPr>
-          <w:rFonts w:hint="eastAsia"/>
-          <w:b/>
-          <w:bCs/>
+          <w:b w:val="0"/>
+          <w:bCs w:val="0"/>
+        </w:rPr>
+      </w:pPr>
+      <w:r>
+        <w:rPr>
+          <w:rFonts w:hint="eastAsia"/>
+          <w:b w:val="0"/>
+          <w:bCs w:val="0"/>
         </w:rPr>
         <w:t>was/were + p.p.</w:t>
       </w:r>
@@ -944,7 +944,20 @@
         <w:rPr>
           <w:rFonts w:hint="eastAsia"/>
         </w:rPr>
-        <w:t>(WH问句句型，下面S代表主词)</w:t>
+        <w:t>(WH问句</w:t>
+      </w:r>
+      <w:r>
+        <w:rPr>
+          <w:rFonts w:hint="eastAsia"/>
+          <w:lang w:val="en-US" w:eastAsia="zh-CN"/>
+        </w:rPr>
+        <w:t>基本</w:t>
+      </w:r>
+      <w:r>
+        <w:rPr>
+          <w:rFonts w:hint="eastAsia"/>
+        </w:rPr>
+        <w:t>句型，下面S代表主词)</w:t>
       </w:r>
     </w:p>
     <w:p>
@@ -1274,6 +1287,31 @@
     <w:p>
       <w:pPr>
         <w:rPr>
+          <w:rFonts w:hint="eastAsia"/>
+        </w:rPr>
+      </w:pPr>
+      <w:r>
+        <w:rPr>
+          <w:rFonts w:hint="eastAsia"/>
+        </w:rPr>
+        <w:t>When was the windows broken by the boy?</w:t>
+      </w:r>
+      <w:r>
+        <w:rPr>
+          <w:rFonts w:hint="eastAsia"/>
+        </w:rPr>
+        <w:tab/>
+      </w:r>
+      <w:r>
+        <w:rPr>
+          <w:rFonts w:hint="eastAsia"/>
+        </w:rPr>
+        <w:t xml:space="preserve">  </w:t>
+      </w:r>
+    </w:p>
+    <w:p>
+      <w:pPr>
+        <w:rPr>
           <w:rFonts w:hint="default" w:eastAsiaTheme="minorEastAsia"/>
           <w:lang w:val="en-US" w:eastAsia="zh-CN"/>
         </w:rPr>
@@ -1283,93 +1321,547 @@
           <w:rFonts w:hint="eastAsia"/>
           <w:lang w:val="en-US" w:eastAsia="zh-CN"/>
         </w:rPr>
-        <w:t>（就是最终还需要转换为符合WH问句的句型，才是真正WH问句的被动语态。）</w:t>
-      </w:r>
-    </w:p>
-    <w:p>
-      <w:pPr>
-        <w:rPr>
-          <w:rFonts w:hint="eastAsia"/>
-        </w:rPr>
-      </w:pPr>
-      <w:r>
-        <w:rPr>
-          <w:rFonts w:hint="eastAsia"/>
-        </w:rPr>
-        <w:t>When was the windows broken by the boy?</w:t>
-      </w:r>
-      <w:r>
-        <w:rPr>
-          <w:rFonts w:hint="eastAsia"/>
+        <w:t>【就是最终还需要转换为符合WH问句的句型，才是真正WH问句的被动语态。】</w:t>
+      </w:r>
+    </w:p>
+    <w:p>
+      <w:pPr>
+        <w:rPr>
+          <w:rFonts w:hint="eastAsia"/>
+        </w:rPr>
+      </w:pPr>
+    </w:p>
+    <w:p>
+      <w:pPr>
+        <w:rPr>
+          <w:rFonts w:hint="eastAsia"/>
+        </w:rPr>
+      </w:pPr>
+    </w:p>
+    <w:p>
+      <w:pPr>
+        <w:rPr>
+          <w:rFonts w:hint="eastAsia"/>
+        </w:rPr>
+      </w:pPr>
+    </w:p>
+    <w:p>
+      <w:pPr>
+        <w:rPr>
+          <w:rFonts w:hint="eastAsia"/>
+        </w:rPr>
+      </w:pPr>
+    </w:p>
+    <w:p>
+      <w:pPr>
+        <w:rPr>
+          <w:rFonts w:hint="eastAsia"/>
+          <w:b/>
+          <w:bCs/>
+          <w:highlight w:val="yellow"/>
+          <w:lang w:val="en-US" w:eastAsia="zh-CN"/>
+        </w:rPr>
+      </w:pPr>
+    </w:p>
+    <w:p>
+      <w:r>
+        <w:rPr>
+          <w:rFonts w:hint="eastAsia"/>
+          <w:b/>
+          <w:bCs/>
+          <w:highlight w:val="yellow"/>
+          <w:lang w:val="en-US" w:eastAsia="zh-CN"/>
+        </w:rPr>
+        <w:t>否定句的被动语态：</w:t>
+      </w:r>
+    </w:p>
+    <w:p>
+      <w:pPr>
+        <w:rPr>
+          <w:rFonts w:hint="default"/>
+          <w:lang w:val="en-US" w:eastAsia="zh-CN"/>
+        </w:rPr>
+      </w:pPr>
+      <w:r>
+        <w:rPr>
+          <w:rFonts w:hint="eastAsia"/>
+          <w:lang w:val="en-US" w:eastAsia="zh-CN"/>
+        </w:rPr>
+        <w:t>S + beV not p.p.    【示例：</w:t>
+      </w:r>
+      <w:r>
+        <w:rPr>
+          <w:rStyle w:val="6"/>
+          <w:rFonts w:ascii="宋体" w:hAnsi="宋体" w:eastAsia="宋体" w:cs="宋体"/>
+          <w:sz w:val="24"/>
+          <w:szCs w:val="24"/>
+        </w:rPr>
+        <w:t>The house is not cleaned</w:t>
+      </w:r>
+      <w:r>
+        <w:rPr>
+          <w:rFonts w:ascii="宋体" w:hAnsi="宋体" w:eastAsia="宋体" w:cs="宋体"/>
+          <w:sz w:val="24"/>
+          <w:szCs w:val="24"/>
+        </w:rPr>
+        <w:t xml:space="preserve"> every week.</w:t>
+      </w:r>
+      <w:r>
+        <w:rPr>
+          <w:rFonts w:hint="eastAsia"/>
+          <w:lang w:val="en-US" w:eastAsia="zh-CN"/>
+        </w:rPr>
+        <w:t>】</w:t>
+      </w:r>
+    </w:p>
+    <w:p>
+      <w:pPr>
+        <w:rPr>
+          <w:rFonts w:hint="eastAsia" w:eastAsiaTheme="minorEastAsia"/>
+          <w:lang w:val="en-US" w:eastAsia="zh-CN"/>
+        </w:rPr>
+      </w:pPr>
+      <w:r>
+        <w:rPr>
+          <w:rFonts w:hint="eastAsia"/>
+          <w:lang w:val="en-US" w:eastAsia="zh-CN"/>
+        </w:rPr>
+        <w:t>S + aux not be p.p.</w:t>
+      </w:r>
+      <w:r>
+        <w:rPr>
+          <w:rFonts w:hint="eastAsia"/>
+        </w:rPr>
+        <w:t xml:space="preserve">  </w:t>
+      </w:r>
+      <w:r>
+        <w:rPr>
+          <w:rFonts w:hint="eastAsia"/>
+          <w:lang w:eastAsia="zh-CN"/>
+        </w:rPr>
+        <w:t>【</w:t>
+      </w:r>
+      <w:r>
+        <w:rPr>
+          <w:rFonts w:hint="eastAsia"/>
+          <w:lang w:val="en-US" w:eastAsia="zh-CN"/>
+        </w:rPr>
+        <w:t>示例：</w:t>
+      </w:r>
+      <w:r>
+        <w:rPr>
+          <w:rFonts w:ascii="宋体" w:hAnsi="宋体" w:eastAsia="宋体" w:cs="宋体"/>
+          <w:sz w:val="24"/>
+          <w:szCs w:val="24"/>
+        </w:rPr>
+        <w:t xml:space="preserve">The door </w:t>
+      </w:r>
+      <w:r>
+        <w:rPr>
+          <w:rStyle w:val="6"/>
+          <w:rFonts w:ascii="宋体" w:hAnsi="宋体" w:eastAsia="宋体" w:cs="宋体"/>
+          <w:sz w:val="24"/>
+          <w:szCs w:val="24"/>
+        </w:rPr>
+        <w:t>cannot be opened</w:t>
+      </w:r>
+      <w:r>
+        <w:rPr>
+          <w:rFonts w:ascii="宋体" w:hAnsi="宋体" w:eastAsia="宋体" w:cs="宋体"/>
+          <w:sz w:val="24"/>
+          <w:szCs w:val="24"/>
+        </w:rPr>
+        <w:t xml:space="preserve"> </w:t>
+      </w:r>
+      <w:r>
+        <w:rPr>
+          <w:rFonts w:hint="eastAsia" w:ascii="宋体" w:hAnsi="宋体" w:eastAsia="宋体" w:cs="宋体"/>
+          <w:sz w:val="24"/>
+          <w:szCs w:val="24"/>
+          <w:lang w:val="en-US" w:eastAsia="zh-CN"/>
+        </w:rPr>
+        <w:t>without</w:t>
+      </w:r>
+      <w:r>
+        <w:rPr>
+          <w:rFonts w:ascii="宋体" w:hAnsi="宋体" w:eastAsia="宋体" w:cs="宋体"/>
+          <w:sz w:val="24"/>
+          <w:szCs w:val="24"/>
+        </w:rPr>
+        <w:t xml:space="preserve"> a key.</w:t>
+      </w:r>
+      <w:r>
+        <w:rPr>
+          <w:rFonts w:hint="eastAsia"/>
+          <w:lang w:eastAsia="zh-CN"/>
+        </w:rPr>
+        <w:t>】</w:t>
+      </w:r>
+    </w:p>
+    <w:p>
+      <w:pPr>
+        <w:rPr>
+          <w:rFonts w:hint="eastAsia"/>
+        </w:rPr>
+      </w:pPr>
+    </w:p>
+    <w:p>
+      <w:r>
+        <w:drawing>
+          <wp:inline distT="0" distB="0" distL="114300" distR="114300">
+            <wp:extent cx="4739005" cy="2875915"/>
+            <wp:effectExtent l="0" t="0" r="4445" b="635"/>
+            <wp:docPr id="2" name="图片 1"/>
+            <wp:cNvGraphicFramePr>
+              <a:graphicFrameLocks xmlns:a="http://schemas.openxmlformats.org/drawingml/2006/main" noChangeAspect="1"/>
+            </wp:cNvGraphicFramePr>
+            <a:graphic xmlns:a="http://schemas.openxmlformats.org/drawingml/2006/main">
+              <a:graphicData uri="http://schemas.openxmlformats.org/drawingml/2006/picture">
+                <pic:pic xmlns:pic="http://schemas.openxmlformats.org/drawingml/2006/picture">
+                  <pic:nvPicPr>
+                    <pic:cNvPr id="2" name="图片 1"/>
+                    <pic:cNvPicPr>
+                      <a:picLocks noChangeAspect="1"/>
+                    </pic:cNvPicPr>
+                  </pic:nvPicPr>
+                  <pic:blipFill>
+                    <a:blip r:embed="rId4"/>
+                    <a:stretch>
+                      <a:fillRect/>
+                    </a:stretch>
+                  </pic:blipFill>
+                  <pic:spPr>
+                    <a:xfrm>
+                      <a:off x="0" y="0"/>
+                      <a:ext cx="4739005" cy="2875915"/>
+                    </a:xfrm>
+                    <a:prstGeom prst="rect">
+                      <a:avLst/>
+                    </a:prstGeom>
+                    <a:noFill/>
+                    <a:ln>
+                      <a:noFill/>
+                    </a:ln>
+                  </pic:spPr>
+                </pic:pic>
+              </a:graphicData>
+            </a:graphic>
+          </wp:inline>
+        </w:drawing>
+      </w:r>
+    </w:p>
+    <w:p>
+      <w:pPr>
+        <w:rPr>
+          <w:rFonts w:hint="eastAsia"/>
+        </w:rPr>
+      </w:pPr>
+      <w:r>
+        <w:drawing>
+          <wp:inline distT="0" distB="0" distL="114300" distR="114300">
+            <wp:extent cx="5001260" cy="946150"/>
+            <wp:effectExtent l="0" t="0" r="8890" b="6350"/>
+            <wp:docPr id="9" name="图片 2"/>
+            <wp:cNvGraphicFramePr>
+              <a:graphicFrameLocks xmlns:a="http://schemas.openxmlformats.org/drawingml/2006/main" noChangeAspect="1"/>
+            </wp:cNvGraphicFramePr>
+            <a:graphic xmlns:a="http://schemas.openxmlformats.org/drawingml/2006/main">
+              <a:graphicData uri="http://schemas.openxmlformats.org/drawingml/2006/picture">
+                <pic:pic xmlns:pic="http://schemas.openxmlformats.org/drawingml/2006/picture">
+                  <pic:nvPicPr>
+                    <pic:cNvPr id="9" name="图片 2"/>
+                    <pic:cNvPicPr>
+                      <a:picLocks noChangeAspect="1"/>
+                    </pic:cNvPicPr>
+                  </pic:nvPicPr>
+                  <pic:blipFill>
+                    <a:blip r:embed="rId5"/>
+                    <a:stretch>
+                      <a:fillRect/>
+                    </a:stretch>
+                  </pic:blipFill>
+                  <pic:spPr>
+                    <a:xfrm>
+                      <a:off x="0" y="0"/>
+                      <a:ext cx="5001260" cy="946150"/>
+                    </a:xfrm>
+                    <a:prstGeom prst="rect">
+                      <a:avLst/>
+                    </a:prstGeom>
+                    <a:noFill/>
+                    <a:ln>
+                      <a:noFill/>
+                    </a:ln>
+                  </pic:spPr>
+                </pic:pic>
+              </a:graphicData>
+            </a:graphic>
+          </wp:inline>
+        </w:drawing>
+      </w:r>
+    </w:p>
+    <w:p>
+      <w:pPr>
+        <w:rPr>
+          <w:rFonts w:hint="eastAsia"/>
+        </w:rPr>
+      </w:pPr>
+    </w:p>
+    <w:p>
+      <w:pPr>
+        <w:rPr>
+          <w:rFonts w:hint="eastAsia"/>
+        </w:rPr>
+      </w:pPr>
+    </w:p>
+    <w:p>
+      <w:pPr>
+        <w:rPr>
+          <w:rFonts w:hint="eastAsia"/>
+          <w:b/>
+          <w:bCs/>
+          <w:highlight w:val="yellow"/>
+          <w:lang w:val="en-US" w:eastAsia="zh-CN"/>
+        </w:rPr>
+      </w:pPr>
+      <w:r>
+        <w:rPr>
+          <w:rFonts w:hint="eastAsia"/>
+          <w:b/>
+          <w:bCs/>
+          <w:highlight w:val="yellow"/>
+          <w:lang w:val="en-US" w:eastAsia="zh-CN"/>
+        </w:rPr>
+        <w:t>不使用用by的被动语态：</w:t>
+      </w:r>
+    </w:p>
+    <w:p>
+      <w:pPr>
+        <w:rPr>
+          <w:rFonts w:hint="eastAsia"/>
+          <w:lang w:val="en-US" w:eastAsia="zh-CN"/>
+        </w:rPr>
+      </w:pPr>
+      <w:r>
+        <w:rPr>
+          <w:rFonts w:hint="eastAsia"/>
+          <w:lang w:val="en-US" w:eastAsia="zh-CN"/>
+        </w:rPr>
+        <w:t xml:space="preserve">beV known to 为...所知 </w:t>
+      </w:r>
+    </w:p>
+    <w:p>
+      <w:pPr>
+        <w:rPr>
+          <w:rFonts w:hint="eastAsia"/>
+          <w:lang w:val="en-US" w:eastAsia="zh-CN"/>
+        </w:rPr>
+      </w:pPr>
+      <w:r>
+        <w:rPr>
+          <w:rFonts w:hint="eastAsia"/>
+          <w:lang w:val="en-US" w:eastAsia="zh-CN"/>
+        </w:rPr>
+        <w:t>beV known for 以...闻名</w:t>
+      </w:r>
+    </w:p>
+    <w:p>
+      <w:pPr>
+        <w:rPr>
+          <w:rFonts w:hint="eastAsia"/>
+          <w:lang w:val="en-US" w:eastAsia="zh-CN"/>
+        </w:rPr>
+      </w:pPr>
+      <w:r>
+        <w:rPr>
+          <w:rFonts w:hint="eastAsia"/>
+          <w:lang w:val="en-US" w:eastAsia="zh-CN"/>
+        </w:rPr>
+        <w:t>beV known as 以...闻名</w:t>
+      </w:r>
+    </w:p>
+    <w:p>
+      <w:pPr>
+        <w:rPr>
+          <w:rFonts w:hint="eastAsia"/>
+          <w:lang w:val="en-US" w:eastAsia="zh-CN"/>
+        </w:rPr>
+      </w:pPr>
+      <w:r>
+        <w:rPr>
+          <w:rFonts w:hint="eastAsia"/>
+          <w:lang w:val="en-US" w:eastAsia="zh-CN"/>
+        </w:rPr>
+        <w:t>beV covered with 被...覆盖</w:t>
+      </w:r>
+    </w:p>
+    <w:p>
+      <w:pPr>
+        <w:rPr>
+          <w:rFonts w:hint="eastAsia"/>
+          <w:lang w:val="en-US" w:eastAsia="zh-CN"/>
+        </w:rPr>
+      </w:pPr>
+      <w:r>
+        <w:rPr>
+          <w:rFonts w:hint="eastAsia"/>
+          <w:lang w:val="en-US" w:eastAsia="zh-CN"/>
+        </w:rPr>
+        <w:t>beV caught in a shower 被...阵雨淋</w:t>
+      </w:r>
+    </w:p>
+    <w:p>
+      <w:pPr>
+        <w:rPr>
+          <w:rFonts w:hint="default"/>
+          <w:lang w:val="en-US" w:eastAsia="zh-CN"/>
+        </w:rPr>
+      </w:pPr>
+    </w:p>
+    <w:p>
+      <w:pPr>
+        <w:rPr>
+          <w:rFonts w:hint="default"/>
+          <w:lang w:val="en-US" w:eastAsia="zh-CN"/>
+        </w:rPr>
+      </w:pPr>
+      <w:r>
+        <w:rPr>
+          <w:rFonts w:hint="eastAsia"/>
+          <w:lang w:val="en-US" w:eastAsia="zh-CN"/>
+        </w:rPr>
+        <w:t>beV made of 由...制成 (物理反应，可以看出原料)</w:t>
+      </w:r>
+    </w:p>
+    <w:p>
+      <w:pPr>
+        <w:rPr>
+          <w:rFonts w:hint="eastAsia"/>
+          <w:lang w:val="en-US" w:eastAsia="zh-CN"/>
+        </w:rPr>
+      </w:pPr>
+      <w:r>
+        <w:rPr>
+          <w:rFonts w:hint="eastAsia"/>
+          <w:lang w:val="en-US" w:eastAsia="zh-CN"/>
+        </w:rPr>
+        <w:t>beV made from 由...制成(化学反应，无法看出原料)</w:t>
+      </w:r>
+    </w:p>
+    <w:p>
+      <w:pPr>
+        <w:rPr>
+          <w:rFonts w:hint="eastAsia"/>
+          <w:lang w:val="en-US" w:eastAsia="zh-CN"/>
+        </w:rPr>
+      </w:pPr>
+    </w:p>
+    <w:p>
+      <w:pPr>
+        <w:rPr>
+          <w:rFonts w:hint="eastAsia"/>
+          <w:lang w:val="en-US" w:eastAsia="zh-CN"/>
+        </w:rPr>
+      </w:pPr>
+      <w:r>
+        <w:rPr>
+          <w:rFonts w:hint="eastAsia"/>
+          <w:lang w:val="en-US" w:eastAsia="zh-CN"/>
+        </w:rPr>
+        <w:t>表感情、情绪的被动语态也不用by。</w:t>
+      </w:r>
+    </w:p>
+    <w:p>
+      <w:pPr>
+        <w:rPr>
+          <w:rFonts w:hint="default"/>
+          <w:lang w:val="en-US" w:eastAsia="zh-CN"/>
+        </w:rPr>
+      </w:pPr>
+      <w:r>
+        <w:rPr>
+          <w:rFonts w:hint="eastAsia"/>
+          <w:lang w:val="en-US" w:eastAsia="zh-CN"/>
+        </w:rPr>
+        <w:t>注意：情绪动词，如果是这种beV+p.p.的形式，主词一定要是人，因为一个人的情绪不是自己产生的，是由其它事物影响的，人不会无缘无故产生情绪，所以人的情绪是被动产生的。</w:t>
+      </w:r>
+    </w:p>
+    <w:p>
+      <w:pPr>
+        <w:rPr>
+          <w:rFonts w:hint="default"/>
+          <w:lang w:val="en-US" w:eastAsia="zh-CN"/>
+        </w:rPr>
+      </w:pPr>
+      <w:r>
+        <w:rPr>
+          <w:rFonts w:hint="eastAsia"/>
+          <w:lang w:val="en-US" w:eastAsia="zh-CN"/>
+        </w:rPr>
+        <w:t>人+ beV interested in + 事物    对...感兴趣</w:t>
+      </w:r>
+    </w:p>
+    <w:p>
+      <w:pPr>
+        <w:rPr>
+          <w:rFonts w:hint="default"/>
+          <w:lang w:val="en-US" w:eastAsia="zh-CN"/>
+        </w:rPr>
+      </w:pPr>
+      <w:r>
+        <w:rPr>
+          <w:rFonts w:hint="eastAsia"/>
+          <w:lang w:val="en-US" w:eastAsia="zh-CN"/>
+        </w:rPr>
+        <w:t>人+ beV suprised at + 事物     对...惊讶</w:t>
+      </w:r>
+    </w:p>
+    <w:p>
+      <w:pPr>
+        <w:rPr>
+          <w:rFonts w:hint="default"/>
+          <w:lang w:val="en-US" w:eastAsia="zh-CN"/>
+        </w:rPr>
+      </w:pPr>
+      <w:r>
+        <w:rPr>
+          <w:rFonts w:hint="eastAsia"/>
+          <w:lang w:val="en-US" w:eastAsia="zh-CN"/>
+        </w:rPr>
+        <w:t>人+ beV statisfied with + 事物   对...满意</w:t>
+      </w:r>
+    </w:p>
+    <w:p>
+      <w:pPr>
+        <w:rPr>
+          <w:rFonts w:hint="default"/>
+          <w:lang w:val="en-US" w:eastAsia="zh-CN"/>
+        </w:rPr>
+      </w:pPr>
+      <w:r>
+        <w:rPr>
+          <w:rFonts w:hint="eastAsia"/>
+          <w:lang w:val="en-US" w:eastAsia="zh-CN"/>
+        </w:rPr>
+        <w:t>人+ beV impressed with/by + 事物</w:t>
+      </w:r>
+      <w:r>
+        <w:rPr>
+          <w:rFonts w:hint="eastAsia"/>
+          <w:lang w:val="en-US" w:eastAsia="zh-CN"/>
         </w:rPr>
         <w:tab/>
       </w:r>
       <w:r>
         <w:rPr>
           <w:rFonts w:hint="eastAsia"/>
-        </w:rPr>
-        <w:t xml:space="preserve">  </w:t>
-      </w:r>
-    </w:p>
-    <w:p>
-      <w:pPr>
-        <w:rPr>
-          <w:rFonts w:hint="eastAsia"/>
-        </w:rPr>
-      </w:pPr>
-    </w:p>
-    <w:p>
-      <w:pPr>
-        <w:rPr>
-          <w:rFonts w:hint="eastAsia"/>
-        </w:rPr>
-      </w:pPr>
-    </w:p>
-    <w:p>
-      <w:pPr>
-        <w:rPr>
-          <w:rFonts w:hint="eastAsia"/>
-        </w:rPr>
-      </w:pPr>
-    </w:p>
-    <w:p>
-      <w:pPr>
-        <w:rPr>
-          <w:rFonts w:hint="eastAsia"/>
-        </w:rPr>
-      </w:pPr>
-    </w:p>
-    <w:p>
-      <w:pPr>
-        <w:rPr>
-          <w:rFonts w:hint="eastAsia"/>
-        </w:rPr>
-      </w:pPr>
-    </w:p>
-    <w:p>
-      <w:pPr>
-        <w:rPr>
-          <w:rFonts w:hint="eastAsia"/>
-          <w:b/>
-          <w:bCs/>
-          <w:highlight w:val="yellow"/>
-          <w:lang w:val="en-US" w:eastAsia="zh-CN"/>
-        </w:rPr>
-      </w:pPr>
-      <w:r>
-        <w:rPr>
-          <w:rFonts w:hint="eastAsia"/>
-          <w:b/>
-          <w:bCs/>
-          <w:highlight w:val="yellow"/>
-          <w:lang w:val="en-US" w:eastAsia="zh-CN"/>
-        </w:rPr>
-        <w:t>否定句的被动语态：</w:t>
-      </w:r>
-    </w:p>
-    <w:p>
-      <w:pPr>
-        <w:ind w:firstLine="420"/>
+          <w:lang w:val="en-US" w:eastAsia="zh-CN"/>
+        </w:rPr>
+        <w:t>对...印象深刻</w:t>
+      </w:r>
+    </w:p>
+    <w:p>
+      <w:pPr>
         <w:rPr>
           <w:rFonts w:hint="default"/>
           <w:lang w:val="en-US" w:eastAsia="zh-CN"/>
@@ -1380,33 +1872,12 @@
           <w:rFonts w:hint="eastAsia"/>
           <w:lang w:val="en-US" w:eastAsia="zh-CN"/>
         </w:rPr>
-        <w:t>beV not p.p.</w:t>
-      </w:r>
-    </w:p>
-    <w:p>
-      <w:pPr>
-        <w:rPr>
-          <w:rFonts w:hint="default"/>
-          <w:lang w:val="en-US" w:eastAsia="zh-CN"/>
-        </w:rPr>
-      </w:pPr>
-      <w:r>
-        <w:rPr>
-          <w:rFonts w:hint="eastAsia"/>
-          <w:lang w:val="en-US" w:eastAsia="zh-CN"/>
-        </w:rPr>
-        <w:t xml:space="preserve">S + </w:t>
-      </w:r>
-    </w:p>
-    <w:p>
-      <w:pPr>
-        <w:rPr>
-          <w:rFonts w:hint="eastAsia"/>
-        </w:rPr>
-      </w:pPr>
-      <w:r>
-        <w:rPr>
-          <w:rFonts w:hint="eastAsia"/>
+        <w:t>人+ beV pleased with + 事物</w:t>
+      </w:r>
+      <w:r>
+        <w:rPr>
+          <w:rFonts w:hint="eastAsia"/>
+          <w:lang w:val="en-US" w:eastAsia="zh-CN"/>
         </w:rPr>
         <w:tab/>
       </w:r>
@@ -1415,289 +1886,6 @@
           <w:rFonts w:hint="eastAsia"/>
           <w:lang w:val="en-US" w:eastAsia="zh-CN"/>
         </w:rPr>
-        <w:t>aux not be p.p.</w:t>
-      </w:r>
-      <w:r>
-        <w:rPr>
-          <w:rFonts w:hint="eastAsia"/>
-        </w:rPr>
-        <w:t xml:space="preserve">  </w:t>
-      </w:r>
-    </w:p>
-    <w:p>
-      <w:pPr>
-        <w:rPr>
-          <w:rFonts w:hint="eastAsia"/>
-        </w:rPr>
-      </w:pPr>
-    </w:p>
-    <w:p>
-      <w:pPr>
-        <w:rPr>
-          <w:rFonts w:hint="eastAsia"/>
-        </w:rPr>
-      </w:pPr>
-    </w:p>
-    <w:p>
-      <w:pPr>
-        <w:rPr>
-          <w:rFonts w:hint="eastAsia"/>
-          <w:b/>
-          <w:bCs/>
-          <w:highlight w:val="yellow"/>
-          <w:lang w:val="en-US" w:eastAsia="zh-CN"/>
-        </w:rPr>
-      </w:pPr>
-      <w:r>
-        <w:rPr>
-          <w:rFonts w:hint="eastAsia"/>
-          <w:b/>
-          <w:bCs/>
-          <w:highlight w:val="yellow"/>
-          <w:lang w:val="en-US" w:eastAsia="zh-CN"/>
-        </w:rPr>
-        <w:t>不使用用by的被动语态：</w:t>
-      </w:r>
-    </w:p>
-    <w:p>
-      <w:pPr>
-        <w:rPr>
-          <w:rFonts w:hint="eastAsia"/>
-          <w:lang w:val="en-US" w:eastAsia="zh-CN"/>
-        </w:rPr>
-      </w:pPr>
-      <w:r>
-        <w:rPr>
-          <w:rFonts w:hint="eastAsia"/>
-          <w:lang w:val="en-US" w:eastAsia="zh-CN"/>
-        </w:rPr>
-        <w:t xml:space="preserve">beV known to 为...所知 </w:t>
-      </w:r>
-    </w:p>
-    <w:p>
-      <w:pPr>
-        <w:rPr>
-          <w:rFonts w:hint="eastAsia"/>
-          <w:lang w:val="en-US" w:eastAsia="zh-CN"/>
-        </w:rPr>
-      </w:pPr>
-      <w:r>
-        <w:rPr>
-          <w:rFonts w:hint="eastAsia"/>
-          <w:lang w:val="en-US" w:eastAsia="zh-CN"/>
-        </w:rPr>
-        <w:t>beV known for 以...闻名</w:t>
-      </w:r>
-    </w:p>
-    <w:p>
-      <w:pPr>
-        <w:rPr>
-          <w:rFonts w:hint="eastAsia"/>
-          <w:lang w:val="en-US" w:eastAsia="zh-CN"/>
-        </w:rPr>
-      </w:pPr>
-      <w:r>
-        <w:rPr>
-          <w:rFonts w:hint="eastAsia"/>
-          <w:lang w:val="en-US" w:eastAsia="zh-CN"/>
-        </w:rPr>
-        <w:t>beV known as 以...闻名</w:t>
-      </w:r>
-    </w:p>
-    <w:p>
-      <w:pPr>
-        <w:rPr>
-          <w:rFonts w:hint="eastAsia"/>
-          <w:lang w:val="en-US" w:eastAsia="zh-CN"/>
-        </w:rPr>
-      </w:pPr>
-      <w:r>
-        <w:rPr>
-          <w:rFonts w:hint="eastAsia"/>
-          <w:lang w:val="en-US" w:eastAsia="zh-CN"/>
-        </w:rPr>
-        <w:t>beV covered with 被...覆盖</w:t>
-      </w:r>
-    </w:p>
-    <w:p>
-      <w:pPr>
-        <w:rPr>
-          <w:rFonts w:hint="eastAsia"/>
-          <w:lang w:val="en-US" w:eastAsia="zh-CN"/>
-        </w:rPr>
-      </w:pPr>
-      <w:r>
-        <w:rPr>
-          <w:rFonts w:hint="eastAsia"/>
-          <w:lang w:val="en-US" w:eastAsia="zh-CN"/>
-        </w:rPr>
-        <w:t>beV caught in a shower 被...阵雨淋</w:t>
-      </w:r>
-    </w:p>
-    <w:p>
-      <w:pPr>
-        <w:rPr>
-          <w:rFonts w:hint="default"/>
-          <w:lang w:val="en-US" w:eastAsia="zh-CN"/>
-        </w:rPr>
-      </w:pPr>
-    </w:p>
-    <w:p>
-      <w:pPr>
-        <w:rPr>
-          <w:rFonts w:hint="default"/>
-          <w:lang w:val="en-US" w:eastAsia="zh-CN"/>
-        </w:rPr>
-      </w:pPr>
-      <w:r>
-        <w:rPr>
-          <w:rFonts w:hint="eastAsia"/>
-          <w:lang w:val="en-US" w:eastAsia="zh-CN"/>
-        </w:rPr>
-        <w:t>beV made of 由...制成 (物理反应，可以看出原料)</w:t>
-      </w:r>
-    </w:p>
-    <w:p>
-      <w:pPr>
-        <w:rPr>
-          <w:rFonts w:hint="eastAsia"/>
-          <w:lang w:val="en-US" w:eastAsia="zh-CN"/>
-        </w:rPr>
-      </w:pPr>
-      <w:r>
-        <w:rPr>
-          <w:rFonts w:hint="eastAsia"/>
-          <w:lang w:val="en-US" w:eastAsia="zh-CN"/>
-        </w:rPr>
-        <w:t>beV made from 由...制成(化学反应，无法看出原料)</w:t>
-      </w:r>
-    </w:p>
-    <w:p>
-      <w:pPr>
-        <w:rPr>
-          <w:rFonts w:hint="eastAsia"/>
-          <w:lang w:val="en-US" w:eastAsia="zh-CN"/>
-        </w:rPr>
-      </w:pPr>
-    </w:p>
-    <w:p>
-      <w:pPr>
-        <w:rPr>
-          <w:rFonts w:hint="eastAsia"/>
-          <w:lang w:val="en-US" w:eastAsia="zh-CN"/>
-        </w:rPr>
-      </w:pPr>
-      <w:r>
-        <w:rPr>
-          <w:rFonts w:hint="eastAsia"/>
-          <w:lang w:val="en-US" w:eastAsia="zh-CN"/>
-        </w:rPr>
-        <w:t>表感情、情绪的被动语态也不用by。</w:t>
-      </w:r>
-    </w:p>
-    <w:p>
-      <w:pPr>
-        <w:rPr>
-          <w:rFonts w:hint="default"/>
-          <w:lang w:val="en-US" w:eastAsia="zh-CN"/>
-        </w:rPr>
-      </w:pPr>
-      <w:r>
-        <w:rPr>
-          <w:rFonts w:hint="eastAsia"/>
-          <w:lang w:val="en-US" w:eastAsia="zh-CN"/>
-        </w:rPr>
-        <w:t>注意：情绪动词，如果是这种beV+p.p.的形式，主词一定要是人，因为一个人的情绪不是自己产生的，是由其它事物影响的，人不会无缘无故产生情绪，所以人的情绪是被动产生的。</w:t>
-      </w:r>
-    </w:p>
-    <w:p>
-      <w:pPr>
-        <w:rPr>
-          <w:rFonts w:hint="default"/>
-          <w:lang w:val="en-US" w:eastAsia="zh-CN"/>
-        </w:rPr>
-      </w:pPr>
-      <w:r>
-        <w:rPr>
-          <w:rFonts w:hint="eastAsia"/>
-          <w:lang w:val="en-US" w:eastAsia="zh-CN"/>
-        </w:rPr>
-        <w:t>人+ beV interested in + 事物    对...感兴趣</w:t>
-      </w:r>
-    </w:p>
-    <w:p>
-      <w:pPr>
-        <w:rPr>
-          <w:rFonts w:hint="default"/>
-          <w:lang w:val="en-US" w:eastAsia="zh-CN"/>
-        </w:rPr>
-      </w:pPr>
-      <w:r>
-        <w:rPr>
-          <w:rFonts w:hint="eastAsia"/>
-          <w:lang w:val="en-US" w:eastAsia="zh-CN"/>
-        </w:rPr>
-        <w:t>人+ beV suprised at + 事物     对...惊讶</w:t>
-      </w:r>
-    </w:p>
-    <w:p>
-      <w:pPr>
-        <w:rPr>
-          <w:rFonts w:hint="default"/>
-          <w:lang w:val="en-US" w:eastAsia="zh-CN"/>
-        </w:rPr>
-      </w:pPr>
-      <w:r>
-        <w:rPr>
-          <w:rFonts w:hint="eastAsia"/>
-          <w:lang w:val="en-US" w:eastAsia="zh-CN"/>
-        </w:rPr>
-        <w:t>人+ beV statisfied with + 事物   对...满意</w:t>
-      </w:r>
-    </w:p>
-    <w:p>
-      <w:pPr>
-        <w:rPr>
-          <w:rFonts w:hint="default"/>
-          <w:lang w:val="en-US" w:eastAsia="zh-CN"/>
-        </w:rPr>
-      </w:pPr>
-      <w:r>
-        <w:rPr>
-          <w:rFonts w:hint="eastAsia"/>
-          <w:lang w:val="en-US" w:eastAsia="zh-CN"/>
-        </w:rPr>
-        <w:t>人+ beV impressed with/by + 事物</w:t>
-      </w:r>
-      <w:r>
-        <w:rPr>
-          <w:rFonts w:hint="eastAsia"/>
-          <w:lang w:val="en-US" w:eastAsia="zh-CN"/>
-        </w:rPr>
-        <w:tab/>
-        <w:t>对...印象深刻</w:t>
-      </w:r>
-    </w:p>
-    <w:p>
-      <w:pPr>
-        <w:rPr>
-          <w:rFonts w:hint="default"/>
-          <w:lang w:val="en-US" w:eastAsia="zh-CN"/>
-        </w:rPr>
-      </w:pPr>
-      <w:r>
-        <w:rPr>
-          <w:rFonts w:hint="eastAsia"/>
-          <w:lang w:val="en-US" w:eastAsia="zh-CN"/>
-        </w:rPr>
-        <w:t>人+ beV pleased with + 事物</w:t>
-      </w:r>
-      <w:r>
-        <w:rPr>
-          <w:rFonts w:hint="eastAsia"/>
-          <w:lang w:val="en-US" w:eastAsia="zh-CN"/>
-        </w:rPr>
-        <w:tab/>
         <w:t xml:space="preserve">    对...愉悦\愉快</w:t>
       </w:r>
     </w:p>
@@ -1831,7 +2019,7 @@
                     </pic:cNvPicPr>
                   </pic:nvPicPr>
                   <pic:blipFill>
-                    <a:blip r:embed="rId4"/>
+                    <a:blip r:embed="rId6"/>
                     <a:stretch>
                       <a:fillRect/>
                     </a:stretch>
@@ -1882,7 +2070,7 @@
                     </pic:cNvPicPr>
                   </pic:nvPicPr>
                   <pic:blipFill>
-                    <a:blip r:embed="rId5"/>
+                    <a:blip r:embed="rId7"/>
                     <a:stretch>
                       <a:fillRect/>
                     </a:stretch>
@@ -2101,7 +2289,7 @@
                     </pic:cNvPicPr>
                   </pic:nvPicPr>
                   <pic:blipFill>
-                    <a:blip r:embed="rId6"/>
+                    <a:blip r:embed="rId8"/>
                     <a:stretch>
                       <a:fillRect/>
                     </a:stretch>
@@ -2182,7 +2370,7 @@
                     </pic:cNvPicPr>
                   </pic:nvPicPr>
                   <pic:blipFill>
-                    <a:blip r:embed="rId7"/>
+                    <a:blip r:embed="rId9"/>
                     <a:stretch>
                       <a:fillRect/>
                     </a:stretch>
@@ -2267,9 +2455,9 @@
       <w:r>
         <w:drawing>
           <wp:inline distT="0" distB="0" distL="114300" distR="114300">
-            <wp:extent cx="5538470" cy="3589655"/>
-            <wp:effectExtent l="0" t="0" r="5080" b="10795"/>
-            <wp:docPr id="6" name="图片 6"/>
+            <wp:extent cx="5243830" cy="3387090"/>
+            <wp:effectExtent l="0" t="0" r="13970" b="3810"/>
+            <wp:docPr id="10" name="图片 1"/>
             <wp:cNvGraphicFramePr>
               <a:graphicFrameLocks xmlns:a="http://schemas.openxmlformats.org/drawingml/2006/main" noChangeAspect="1"/>
             </wp:cNvGraphicFramePr>
@@ -2277,13 +2465,13 @@
               <a:graphicData uri="http://schemas.openxmlformats.org/drawingml/2006/picture">
                 <pic:pic xmlns:pic="http://schemas.openxmlformats.org/drawingml/2006/picture">
                   <pic:nvPicPr>
-                    <pic:cNvPr id="6" name="图片 6"/>
+                    <pic:cNvPr id="10" name="图片 1"/>
                     <pic:cNvPicPr>
                       <a:picLocks noChangeAspect="1"/>
                     </pic:cNvPicPr>
                   </pic:nvPicPr>
                   <pic:blipFill>
-                    <a:blip r:embed="rId8"/>
+                    <a:blip r:embed="rId10"/>
                     <a:stretch>
                       <a:fillRect/>
                     </a:stretch>
@@ -2291,7 +2479,7 @@
                   <pic:spPr>
                     <a:xfrm>
                       <a:off x="0" y="0"/>
-                      <a:ext cx="5538470" cy="3589655"/>
+                      <a:ext cx="5243830" cy="3387090"/>
                     </a:xfrm>
                     <a:prstGeom prst="rect">
                       <a:avLst/>
@@ -2307,6 +2495,8 @@
           </wp:inline>
         </w:drawing>
       </w:r>
+      <w:bookmarkStart w:id="0" w:name="_GoBack"/>
+      <w:bookmarkEnd w:id="0"/>
     </w:p>
     <w:p>
       <w:pPr>
@@ -2348,7 +2538,7 @@
                     </pic:cNvPicPr>
                   </pic:nvPicPr>
                   <pic:blipFill>
-                    <a:blip r:embed="rId9"/>
+                    <a:blip r:embed="rId11"/>
                     <a:stretch>
                       <a:fillRect/>
                     </a:stretch>
@@ -2420,7 +2610,7 @@
                     </pic:cNvPicPr>
                   </pic:nvPicPr>
                   <pic:blipFill>
-                    <a:blip r:embed="rId10"/>
+                    <a:blip r:embed="rId12"/>
                     <a:stretch>
                       <a:fillRect/>
                     </a:stretch>
@@ -2537,8 +2727,6 @@
           <w:rFonts w:hint="eastAsia"/>
         </w:rPr>
       </w:pPr>
-      <w:bookmarkStart w:id="0" w:name="_GoBack"/>
-      <w:bookmarkEnd w:id="0"/>
     </w:p>
     <w:p>
       <w:pPr>

--- a/English-谢梦媛/謝孟媛.初級文法.第三册(共三册)---被动语法.docx
+++ b/English-谢梦媛/謝孟媛.初級文法.第三册(共三册)---被动语法.docx
@@ -1923,6 +1923,54 @@
       <w:pPr>
         <w:rPr>
           <w:rFonts w:hint="eastAsia"/>
+          <w:lang w:val="en-US" w:eastAsia="zh-CN"/>
+        </w:rPr>
+      </w:pPr>
+    </w:p>
+    <w:p>
+      <w:pPr>
+        <w:rPr>
+          <w:rFonts w:hint="eastAsia"/>
+          <w:lang w:val="en-US" w:eastAsia="zh-CN"/>
+        </w:rPr>
+      </w:pPr>
+    </w:p>
+    <w:p>
+      <w:pPr>
+        <w:rPr>
+          <w:rFonts w:hint="eastAsia"/>
+          <w:lang w:val="en-US" w:eastAsia="zh-CN"/>
+        </w:rPr>
+      </w:pPr>
+    </w:p>
+    <w:p>
+      <w:pPr>
+        <w:rPr>
+          <w:rFonts w:hint="eastAsia"/>
+          <w:lang w:val="en-US" w:eastAsia="zh-CN"/>
+        </w:rPr>
+      </w:pPr>
+    </w:p>
+    <w:p>
+      <w:pPr>
+        <w:rPr>
+          <w:rFonts w:hint="eastAsia"/>
+          <w:lang w:val="en-US" w:eastAsia="zh-CN"/>
+        </w:rPr>
+      </w:pPr>
+    </w:p>
+    <w:p>
+      <w:pPr>
+        <w:rPr>
+          <w:rFonts w:hint="eastAsia"/>
+          <w:lang w:val="en-US" w:eastAsia="zh-CN"/>
+        </w:rPr>
+      </w:pPr>
+    </w:p>
+    <w:p>
+      <w:pPr>
+        <w:rPr>
+          <w:rFonts w:hint="eastAsia"/>
           <w:b/>
           <w:bCs/>
           <w:highlight w:val="yellow"/>
@@ -2449,14 +2497,15 @@
     <w:p>
       <w:pPr>
         <w:rPr>
-          <w:rFonts w:hint="eastAsia"/>
+          <w:rFonts w:hint="default" w:eastAsiaTheme="minorEastAsia"/>
+          <w:lang w:val="en-US" w:eastAsia="zh-CN"/>
         </w:rPr>
       </w:pPr>
       <w:r>
         <w:drawing>
           <wp:inline distT="0" distB="0" distL="114300" distR="114300">
-            <wp:extent cx="5243830" cy="3387090"/>
-            <wp:effectExtent l="0" t="0" r="13970" b="3810"/>
+            <wp:extent cx="4862830" cy="3140710"/>
+            <wp:effectExtent l="0" t="0" r="13970" b="2540"/>
             <wp:docPr id="10" name="图片 1"/>
             <wp:cNvGraphicFramePr>
               <a:graphicFrameLocks xmlns:a="http://schemas.openxmlformats.org/drawingml/2006/main" noChangeAspect="1"/>
@@ -2479,7 +2528,7 @@
                   <pic:spPr>
                     <a:xfrm>
                       <a:off x="0" y="0"/>
-                      <a:ext cx="5243830" cy="3387090"/>
+                      <a:ext cx="4862830" cy="3140710"/>
                     </a:xfrm>
                     <a:prstGeom prst="rect">
                       <a:avLst/>
@@ -2495,8 +2544,13 @@
           </wp:inline>
         </w:drawing>
       </w:r>
-      <w:bookmarkStart w:id="0" w:name="_GoBack"/>
-      <w:bookmarkEnd w:id="0"/>
+      <w:r>
+        <w:rPr>
+          <w:rFonts w:hint="eastAsia"/>
+          <w:lang w:val="en-US" w:eastAsia="zh-CN"/>
+        </w:rPr>
+        <w:t>(4.林先生让我做这个工作，我是主动做这个工作，所以是主动，用do)</w:t>
+      </w:r>
     </w:p>
     <w:p>
       <w:pPr>
@@ -2522,9 +2576,9 @@
       <w:r>
         <w:drawing>
           <wp:inline distT="0" distB="0" distL="114300" distR="114300">
-            <wp:extent cx="4820285" cy="1016000"/>
-            <wp:effectExtent l="0" t="0" r="18415" b="12700"/>
-            <wp:docPr id="7" name="图片 7"/>
+            <wp:extent cx="5857875" cy="1428750"/>
+            <wp:effectExtent l="0" t="0" r="9525" b="0"/>
+            <wp:docPr id="6" name="图片 1"/>
             <wp:cNvGraphicFramePr>
               <a:graphicFrameLocks xmlns:a="http://schemas.openxmlformats.org/drawingml/2006/main" noChangeAspect="1"/>
             </wp:cNvGraphicFramePr>
@@ -2532,7 +2586,7 @@
               <a:graphicData uri="http://schemas.openxmlformats.org/drawingml/2006/picture">
                 <pic:pic xmlns:pic="http://schemas.openxmlformats.org/drawingml/2006/picture">
                   <pic:nvPicPr>
-                    <pic:cNvPr id="7" name="图片 7"/>
+                    <pic:cNvPr id="6" name="图片 1"/>
                     <pic:cNvPicPr>
                       <a:picLocks noChangeAspect="1"/>
                     </pic:cNvPicPr>
@@ -2546,7 +2600,7 @@
                   <pic:spPr>
                     <a:xfrm>
                       <a:off x="0" y="0"/>
-                      <a:ext cx="4820285" cy="1016000"/>
+                      <a:ext cx="5857875" cy="1428750"/>
                     </a:xfrm>
                     <a:prstGeom prst="rect">
                       <a:avLst/>
@@ -2562,6 +2616,8 @@
           </wp:inline>
         </w:drawing>
       </w:r>
+      <w:bookmarkStart w:id="0" w:name="_GoBack"/>
+      <w:bookmarkEnd w:id="0"/>
     </w:p>
     <w:p>
       <w:pPr>
